--- a/docs/apply/_submit/09-detailed-plan-2026-10-06.docx
+++ b/docs/apply/_submit/09-detailed-plan-2026-10-06.docx
@@ -1723,7 +1723,7 @@
                 <w:b w:val="0"/>
                 <w:sz w:val="19"/>
               </w:rPr>
-              <w:t>거점 사전분포 기준선 88.7%</w:t>
+              <w:t>거점 사전분포 기준선 88.4%</w:t>
             </w:r>
           </w:p>
         </w:tc>
@@ -1750,7 +1750,7 @@
                 <w:b w:val="0"/>
                 <w:sz w:val="19"/>
               </w:rPr>
-              <w:t>+3.36%p [+2.78, +3.95]</w:t>
+              <w:t>+3.63%p [+3.00, +4.25]</w:t>
             </w:r>
           </w:p>
         </w:tc>
@@ -1777,7 +1777,7 @@
                 <w:b w:val="0"/>
                 <w:sz w:val="19"/>
               </w:rPr>
-              <w:t>실력 (시험 17,650자리)</w:t>
+              <w:t>실력 (시험 18,087자리)</w:t>
             </w:r>
           </w:p>
         </w:tc>
